--- a/Rapport_Diouan_Tech.docx
+++ b/Rapport_Diouan_Tech.docx
@@ -266,43 +266,93 @@
         <w:rPr>
           <w:lang w:val="fr-FR"/>
         </w:rPr>
-        <w:t>Face à l'absence d'outils automatisés permettant de vérifier instantanément la cohérence d'une déclaration avec les prix réels du marché marocain, ce projet propose une solution basée sur l'Intelligence Artificielle : le Système Diouan-Tech.</w:t>
-      </w:r>
+        <w:t xml:space="preserve">Face à l'absence d'outils automatisés permettant de vérifier instantanément la cohérence d'une déclaration avec les prix réels du marché marocain, ce projet propose une solution basée sur l'Intelligence Artificielle : le Système </w:t>
+      </w:r>
+      <w:proofErr w:type="spellStart"/>
+      <w:r>
+        <w:rPr>
+          <w:lang w:val="fr-FR"/>
+        </w:rPr>
+        <w:t>Diouan</w:t>
+      </w:r>
+      <w:proofErr w:type="spellEnd"/>
+      <w:r>
+        <w:rPr>
+          <w:lang w:val="fr-FR"/>
+        </w:rPr>
+        <w:t>-Tech.</w:t>
+      </w:r>
+      <w:r>
+        <w:rPr>
+          <w:lang w:val="fr-FR"/>
+        </w:rPr>
+        <w:br/>
+        <w:t>Pour la documentation détaillée des étapes et planification </w:t>
+      </w:r>
+      <w:hyperlink r:id="rId6" w:history="1">
+        <w:r>
+          <w:rPr>
+            <w:rStyle w:val="Hyperlink"/>
+            <w:lang w:val="fr-FR"/>
+          </w:rPr>
+          <w:t>click ici.</w:t>
+        </w:r>
+      </w:hyperlink>
     </w:p>
     <w:p>
       <w:pPr>
-        <w:spacing w:after="120"/>
-        <w:rPr>
-          <w:lang w:val="fr-FR"/>
-        </w:rPr>
-      </w:pPr>
+        <w:pStyle w:val="Heading2"/>
+        <w:rPr>
+          <w:lang w:val="fr-FR"/>
+        </w:rPr>
+      </w:pPr>
+      <w:r>
+        <w:rPr>
+          <w:lang w:val="fr-FR"/>
+        </w:rPr>
+        <w:t>1.1 Solution Proposée</w:t>
+      </w:r>
     </w:p>
     <w:p>
       <w:pPr>
-        <w:pStyle w:val="Heading2"/>
-        <w:rPr>
-          <w:lang w:val="fr-FR"/>
-        </w:rPr>
-      </w:pPr>
-      <w:r>
-        <w:rPr>
-          <w:lang w:val="fr-FR"/>
-        </w:rPr>
-        <w:t>1.1 Solution Proposée</w:t>
+        <w:spacing w:after="120"/>
+        <w:rPr>
+          <w:lang w:val="fr-FR"/>
+        </w:rPr>
+      </w:pPr>
+      <w:r>
+        <w:rPr>
+          <w:lang w:val="fr-FR"/>
+        </w:rPr>
+        <w:t xml:space="preserve">Le système compare la Valeur Déclarée par l'importateur à une Valeur de Référence prédite par un modèle de Machine Learning (Random Forest </w:t>
+      </w:r>
+      <w:proofErr w:type="spellStart"/>
+      <w:r>
+        <w:rPr>
+          <w:lang w:val="fr-FR"/>
+        </w:rPr>
+        <w:t>Regressor</w:t>
+      </w:r>
+      <w:proofErr w:type="spellEnd"/>
+      <w:r>
+        <w:rPr>
+          <w:lang w:val="fr-FR"/>
+        </w:rPr>
+        <w:t>), afin de lever des alertes de fraude en temps réel. Les résultats sont visualisés via un tableau de bord interactif Power BI, structuré en trois modules :</w:t>
       </w:r>
     </w:p>
     <w:p>
       <w:pPr>
-        <w:spacing w:after="120"/>
-        <w:rPr>
-          <w:lang w:val="fr-FR"/>
-        </w:rPr>
-      </w:pPr>
-      <w:r>
-        <w:rPr>
-          <w:lang w:val="fr-FR"/>
-        </w:rPr>
-        <w:t>Le système compare la Valeur Déclarée par l'importateur à une Valeur de Référence prédite par un modèle de Machine Learning (Random Forest Regressor), afin de lever des alertes de fraude en temps réel. Les résultats sont visualisés via un tableau de bord interactif Power BI, structuré en trois modules :</w:t>
+        <w:pStyle w:val="ListBullet"/>
+        <w:rPr>
+          <w:lang w:val="fr-FR"/>
+        </w:rPr>
+      </w:pPr>
+      <w:r>
+        <w:rPr>
+          <w:lang w:val="fr-FR"/>
+        </w:rPr>
+        <w:t>Module 1 — Véhicules (Cars) : analyse de la dépréciation réelle et détection de sous-facturation</w:t>
       </w:r>
     </w:p>
     <w:p>
@@ -316,7 +366,7 @@
         <w:rPr>
           <w:lang w:val="fr-FR"/>
         </w:rPr>
-        <w:t>Module 1 — Véhicules (Cars) : analyse de la dépréciation réelle et détection de sous-facturation</w:t>
+        <w:t>Module 2 — Smartphones (Phones) : analyse par marque, modèle et capacité de stockage</w:t>
       </w:r>
     </w:p>
     <w:p>
@@ -330,36 +380,56 @@
         <w:rPr>
           <w:lang w:val="fr-FR"/>
         </w:rPr>
-        <w:t>Module 2 — Smartphones (Phones) : analyse par marque, modèle et capacité de stockage</w:t>
+        <w:t>Module 3 — Laptops : analyse par processeur, RAM et type de disque (SSD/HDD)</w:t>
       </w:r>
     </w:p>
     <w:p>
       <w:pPr>
-        <w:pStyle w:val="ListBullet"/>
-        <w:rPr>
-          <w:lang w:val="fr-FR"/>
-        </w:rPr>
-      </w:pPr>
-      <w:r>
-        <w:rPr>
-          <w:lang w:val="fr-FR"/>
-        </w:rPr>
-        <w:t>Module 3 — Laptops : analyse par processeur, RAM et type de disque (SSD/HDD)</w:t>
-      </w:r>
+        <w:rPr>
+          <w:lang w:val="fr-FR"/>
+        </w:rPr>
+      </w:pPr>
     </w:p>
     <w:p>
       <w:pPr>
-        <w:rPr>
-          <w:lang w:val="fr-FR"/>
-        </w:rPr>
-      </w:pPr>
+        <w:pStyle w:val="Heading1"/>
+      </w:pPr>
+      <w:r>
+        <w:t xml:space="preserve">2. </w:t>
+      </w:r>
+      <w:proofErr w:type="spellStart"/>
+      <w:r>
+        <w:t>Objectifs</w:t>
+      </w:r>
+      <w:proofErr w:type="spellEnd"/>
+      <w:r>
+        <w:t xml:space="preserve"> du </w:t>
+      </w:r>
+      <w:proofErr w:type="spellStart"/>
+      <w:r>
+        <w:t>Projet</w:t>
+      </w:r>
+      <w:proofErr w:type="spellEnd"/>
     </w:p>
     <w:p>
       <w:pPr>
-        <w:pStyle w:val="Heading1"/>
-      </w:pPr>
-      <w:r>
-        <w:t>2. Objectifs du Projet</w:t>
+        <w:pStyle w:val="ListBullet"/>
+        <w:rPr>
+          <w:lang w:val="fr-FR"/>
+        </w:rPr>
+      </w:pPr>
+      <w:r>
+        <w:rPr>
+          <w:b/>
+          <w:lang w:val="fr-FR"/>
+        </w:rPr>
+        <w:t xml:space="preserve">Détection d'Anomalies : </w:t>
+      </w:r>
+      <w:r>
+        <w:rPr>
+          <w:lang w:val="fr-FR"/>
+        </w:rPr>
+        <w:t>Identifier automatiquement les dossiers suspects présentant un écart injustifié (&gt;20%) entre le prix déclaré et le prix marché.</w:t>
       </w:r>
     </w:p>
     <w:p>
@@ -374,13 +444,27 @@
           <w:b/>
           <w:lang w:val="fr-FR"/>
         </w:rPr>
-        <w:t xml:space="preserve">Détection d'Anomalies : </w:t>
-      </w:r>
-      <w:r>
-        <w:rPr>
-          <w:lang w:val="fr-FR"/>
-        </w:rPr>
-        <w:t>Identifier automatiquement les dossiers suspects présentant un écart injustifié (&gt;20%) entre le prix déclaré et le prix marché.</w:t>
+        <w:t xml:space="preserve">Valorisation Dynamique : </w:t>
+      </w:r>
+      <w:r>
+        <w:rPr>
+          <w:lang w:val="fr-FR"/>
+        </w:rPr>
+        <w:t>Fournir une estimation « Juste Prix » (Fair Value) basée sur les données réelles du marché marocain (</w:t>
+      </w:r>
+      <w:proofErr w:type="spellStart"/>
+      <w:r>
+        <w:rPr>
+          <w:lang w:val="fr-FR"/>
+        </w:rPr>
+        <w:t>Avito</w:t>
+      </w:r>
+      <w:proofErr w:type="spellEnd"/>
+      <w:r>
+        <w:rPr>
+          <w:lang w:val="fr-FR"/>
+        </w:rPr>
+        <w:t>, Moteur.ma).</w:t>
       </w:r>
     </w:p>
     <w:p>
@@ -395,13 +479,27 @@
           <w:b/>
           <w:lang w:val="fr-FR"/>
         </w:rPr>
-        <w:t xml:space="preserve">Valorisation Dynamique : </w:t>
-      </w:r>
-      <w:r>
-        <w:rPr>
-          <w:lang w:val="fr-FR"/>
-        </w:rPr>
-        <w:t>Fournir une estimation « Juste Prix » (Fair Value) basée sur les données réelles du marché marocain (Avito, Moteur.ma).</w:t>
+        <w:t xml:space="preserve">Aide à la Décision : </w:t>
+      </w:r>
+      <w:r>
+        <w:rPr>
+          <w:lang w:val="fr-FR"/>
+        </w:rPr>
+        <w:t xml:space="preserve">Visualiser le risque fiscal via un tableau de bord décisionnel Power BI avec </w:t>
+      </w:r>
+      <w:proofErr w:type="spellStart"/>
+      <w:r>
+        <w:rPr>
+          <w:lang w:val="fr-FR"/>
+        </w:rPr>
+        <w:t>scoring</w:t>
+      </w:r>
+      <w:proofErr w:type="spellEnd"/>
+      <w:r>
+        <w:rPr>
+          <w:lang w:val="fr-FR"/>
+        </w:rPr>
+        <w:t xml:space="preserve"> en temps réel.</w:t>
       </w:r>
     </w:p>
     <w:p>
@@ -416,104 +514,207 @@
           <w:b/>
           <w:lang w:val="fr-FR"/>
         </w:rPr>
-        <w:t xml:space="preserve">Aide à la Décision : </w:t>
-      </w:r>
-      <w:r>
-        <w:rPr>
-          <w:lang w:val="fr-FR"/>
-        </w:rPr>
-        <w:t>Visualiser le risque fiscal via un tableau de bord décisionnel Power BI avec scoring en temps réel.</w:t>
+        <w:t xml:space="preserve">Automatisation du Pipeline : </w:t>
+      </w:r>
+      <w:r>
+        <w:rPr>
+          <w:lang w:val="fr-FR"/>
+        </w:rPr>
+        <w:t xml:space="preserve">Garantir la qualité de la donnée via un pipeline ETL automatisé : </w:t>
+      </w:r>
+      <w:proofErr w:type="spellStart"/>
+      <w:r>
+        <w:rPr>
+          <w:lang w:val="fr-FR"/>
+        </w:rPr>
+        <w:t>scraping</w:t>
+      </w:r>
+      <w:proofErr w:type="spellEnd"/>
+      <w:r>
+        <w:rPr>
+          <w:lang w:val="fr-FR"/>
+        </w:rPr>
+        <w:t xml:space="preserve"> → nettoyage → modélisation → visualisation.</w:t>
       </w:r>
     </w:p>
     <w:p>
       <w:pPr>
-        <w:pStyle w:val="ListBullet"/>
-        <w:rPr>
-          <w:lang w:val="fr-FR"/>
-        </w:rPr>
-      </w:pPr>
-      <w:r>
-        <w:rPr>
-          <w:b/>
-          <w:lang w:val="fr-FR"/>
-        </w:rPr>
-        <w:t xml:space="preserve">Automatisation du Pipeline : </w:t>
-      </w:r>
-      <w:r>
-        <w:rPr>
-          <w:lang w:val="fr-FR"/>
-        </w:rPr>
-        <w:t>Garantir la qualité de la donnée via un pipeline ETL automatisé : scraping → nettoyage → modélisation → visualisation.</w:t>
-      </w:r>
+        <w:rPr>
+          <w:lang w:val="fr-FR"/>
+        </w:rPr>
+      </w:pPr>
     </w:p>
     <w:p>
       <w:pPr>
-        <w:rPr>
-          <w:lang w:val="fr-FR"/>
-        </w:rPr>
-      </w:pPr>
+        <w:pStyle w:val="Heading1"/>
+        <w:rPr>
+          <w:lang w:val="fr-FR"/>
+        </w:rPr>
+      </w:pPr>
+      <w:r>
+        <w:rPr>
+          <w:lang w:val="fr-FR"/>
+        </w:rPr>
+        <w:t>3. Méthodologie et Architecture Technique</w:t>
+      </w:r>
     </w:p>
     <w:p>
       <w:pPr>
-        <w:pStyle w:val="Heading1"/>
-        <w:rPr>
-          <w:lang w:val="fr-FR"/>
-        </w:rPr>
-      </w:pPr>
-      <w:r>
-        <w:rPr>
-          <w:lang w:val="fr-FR"/>
-        </w:rPr>
-        <w:t>3. Méthodologie et Architecture Technique</w:t>
+        <w:pStyle w:val="Heading2"/>
+        <w:rPr>
+          <w:lang w:val="fr-FR"/>
+        </w:rPr>
+      </w:pPr>
+      <w:r>
+        <w:rPr>
+          <w:lang w:val="fr-FR"/>
+        </w:rPr>
+        <w:t>3.1 Pipeline de Données (ETL)</w:t>
       </w:r>
     </w:p>
     <w:p>
       <w:pPr>
-        <w:pStyle w:val="Heading2"/>
-        <w:rPr>
-          <w:lang w:val="fr-FR"/>
-        </w:rPr>
-      </w:pPr>
-      <w:r>
-        <w:rPr>
-          <w:lang w:val="fr-FR"/>
-        </w:rPr>
-        <w:t>3.1 Pipeline de Données (ETL)</w:t>
+        <w:spacing w:after="120"/>
+        <w:rPr>
+          <w:lang w:val="fr-FR"/>
+        </w:rPr>
+      </w:pPr>
+      <w:r>
+        <w:rPr>
+          <w:lang w:val="fr-FR"/>
+        </w:rPr>
+        <w:t>Le cœur du projet repose sur un pipeline ETL automatisé en Python :</w:t>
       </w:r>
     </w:p>
     <w:p>
       <w:pPr>
-        <w:spacing w:after="120"/>
-        <w:rPr>
-          <w:lang w:val="fr-FR"/>
-        </w:rPr>
-      </w:pPr>
-      <w:r>
-        <w:rPr>
-          <w:lang w:val="fr-FR"/>
-        </w:rPr>
-        <w:t>Le cœur du projet repose sur un pipeline ETL automatisé en Python :</w:t>
+        <w:pStyle w:val="ListBullet"/>
+      </w:pPr>
+      <w:r>
+        <w:rPr>
+          <w:b/>
+          <w:lang w:val="fr-FR"/>
+        </w:rPr>
+        <w:t>Extraction (</w:t>
+      </w:r>
+      <w:proofErr w:type="spellStart"/>
+      <w:r>
+        <w:rPr>
+          <w:b/>
+          <w:lang w:val="fr-FR"/>
+        </w:rPr>
+        <w:t>Scraping</w:t>
+      </w:r>
+      <w:proofErr w:type="spellEnd"/>
+      <w:r>
+        <w:rPr>
+          <w:b/>
+          <w:lang w:val="fr-FR"/>
+        </w:rPr>
+        <w:t xml:space="preserve">) : </w:t>
+      </w:r>
+      <w:r>
+        <w:rPr>
+          <w:lang w:val="fr-FR"/>
+        </w:rPr>
+        <w:t xml:space="preserve">Scripts Python pour la collecte depuis Avito.ma (véhicules) et </w:t>
+      </w:r>
+      <w:proofErr w:type="spellStart"/>
+      <w:r>
+        <w:rPr>
+          <w:lang w:val="fr-FR"/>
+        </w:rPr>
+        <w:t>Kimovil</w:t>
+      </w:r>
+      <w:proofErr w:type="spellEnd"/>
+      <w:r>
+        <w:rPr>
+          <w:lang w:val="fr-FR"/>
+        </w:rPr>
+        <w:t>/</w:t>
+      </w:r>
+      <w:proofErr w:type="spellStart"/>
+      <w:r>
+        <w:rPr>
+          <w:lang w:val="fr-FR"/>
+        </w:rPr>
+        <w:t>GSMArena</w:t>
+      </w:r>
+      <w:proofErr w:type="spellEnd"/>
+      <w:r>
+        <w:rPr>
+          <w:lang w:val="fr-FR"/>
+        </w:rPr>
+        <w:t xml:space="preserve"> (téléphones, laptops). </w:t>
+      </w:r>
+      <w:r>
+        <w:t>Gestion de la pagination, rotation des User-Agents.</w:t>
       </w:r>
     </w:p>
     <w:p>
       <w:pPr>
         <w:pStyle w:val="ListBullet"/>
+        <w:rPr>
+          <w:lang w:val="fr-FR"/>
+        </w:rPr>
       </w:pPr>
       <w:r>
         <w:rPr>
           <w:b/>
           <w:lang w:val="fr-FR"/>
         </w:rPr>
-        <w:t xml:space="preserve">Extraction (Scraping) : </w:t>
-      </w:r>
-      <w:r>
-        <w:rPr>
-          <w:lang w:val="fr-FR"/>
-        </w:rPr>
-        <w:t xml:space="preserve">Scripts Python pour la collecte depuis Avito.ma (véhicules) et Kimovil/GSMArena (téléphones, laptops). </w:t>
-      </w:r>
-      <w:r>
-        <w:t>Gestion de la pagination, rotation des User-Agents.</w:t>
+        <w:lastRenderedPageBreak/>
+        <w:t>Transformation (</w:t>
+      </w:r>
+      <w:proofErr w:type="spellStart"/>
+      <w:r>
+        <w:rPr>
+          <w:b/>
+          <w:lang w:val="fr-FR"/>
+        </w:rPr>
+        <w:t>Cleaning</w:t>
+      </w:r>
+      <w:proofErr w:type="spellEnd"/>
+      <w:r>
+        <w:rPr>
+          <w:b/>
+          <w:lang w:val="fr-FR"/>
+        </w:rPr>
+        <w:t xml:space="preserve">) : </w:t>
+      </w:r>
+      <w:r>
+        <w:rPr>
+          <w:lang w:val="fr-FR"/>
+        </w:rPr>
+        <w:t xml:space="preserve">Nettoyage Regex des champs non structurés (kilométrage, prix). </w:t>
+      </w:r>
+      <w:proofErr w:type="spellStart"/>
+      <w:r>
+        <w:rPr>
+          <w:lang w:val="fr-FR"/>
+        </w:rPr>
+        <w:t>Feature</w:t>
+      </w:r>
+      <w:proofErr w:type="spellEnd"/>
+      <w:r>
+        <w:rPr>
+          <w:lang w:val="fr-FR"/>
+        </w:rPr>
+        <w:t xml:space="preserve"> Engineering : création de variables dérivées (âge du véhicule, </w:t>
+      </w:r>
+      <w:proofErr w:type="spellStart"/>
+      <w:r>
+        <w:rPr>
+          <w:lang w:val="fr-FR"/>
+        </w:rPr>
+        <w:t>score_condition</w:t>
+      </w:r>
+      <w:proofErr w:type="spellEnd"/>
+      <w:r>
+        <w:rPr>
+          <w:lang w:val="fr-FR"/>
+        </w:rPr>
+        <w:t>).</w:t>
       </w:r>
     </w:p>
     <w:p>
@@ -528,14 +729,27 @@
           <w:b/>
           <w:lang w:val="fr-FR"/>
         </w:rPr>
-        <w:lastRenderedPageBreak/>
-        <w:t xml:space="preserve">Transformation (Cleaning) : </w:t>
-      </w:r>
-      <w:r>
-        <w:rPr>
-          <w:lang w:val="fr-FR"/>
-        </w:rPr>
-        <w:t>Nettoyage Regex des champs non structurés (kilométrage, prix). Feature Engineering : création de variables dérivées (âge du véhicule, score_condition).</w:t>
+        <w:t xml:space="preserve">Simulation (Data Augmentation) : </w:t>
+      </w:r>
+      <w:r>
+        <w:rPr>
+          <w:lang w:val="fr-FR"/>
+        </w:rPr>
+        <w:t xml:space="preserve">Génération d'un </w:t>
+      </w:r>
+      <w:proofErr w:type="spellStart"/>
+      <w:r>
+        <w:rPr>
+          <w:lang w:val="fr-FR"/>
+        </w:rPr>
+        <w:t>dataset</w:t>
+      </w:r>
+      <w:proofErr w:type="spellEnd"/>
+      <w:r>
+        <w:rPr>
+          <w:lang w:val="fr-FR"/>
+        </w:rPr>
+        <w:t xml:space="preserve"> synthétique via Monte Carlo (85% conformes / 15% frauduleux) pour pallier la confidentialité des données douanières réelles.</w:t>
       </w:r>
     </w:p>
     <w:p>
@@ -550,77 +764,149 @@
           <w:b/>
           <w:lang w:val="fr-FR"/>
         </w:rPr>
-        <w:t xml:space="preserve">Simulation (Data Augmentation) : </w:t>
-      </w:r>
-      <w:r>
-        <w:rPr>
-          <w:lang w:val="fr-FR"/>
-        </w:rPr>
-        <w:t>Génération d'un dataset synthétique via Monte Carlo (85% conformes / 15% frauduleux) pour pallier la confidentialité des données douanières réelles.</w:t>
+        <w:t>Chargement (</w:t>
+      </w:r>
+      <w:proofErr w:type="spellStart"/>
+      <w:r>
+        <w:rPr>
+          <w:b/>
+          <w:lang w:val="fr-FR"/>
+        </w:rPr>
+        <w:t>Loading</w:t>
+      </w:r>
+      <w:proofErr w:type="spellEnd"/>
+      <w:r>
+        <w:rPr>
+          <w:b/>
+          <w:lang w:val="fr-FR"/>
+        </w:rPr>
+        <w:t xml:space="preserve">) : </w:t>
+      </w:r>
+      <w:r>
+        <w:rPr>
+          <w:lang w:val="fr-FR"/>
+        </w:rPr>
+        <w:t xml:space="preserve">Export des données propres en CSV/Parquet pour alimentation du modèle ML et du </w:t>
+      </w:r>
+      <w:proofErr w:type="spellStart"/>
+      <w:r>
+        <w:rPr>
+          <w:lang w:val="fr-FR"/>
+        </w:rPr>
+        <w:t>dashboard</w:t>
+      </w:r>
+      <w:proofErr w:type="spellEnd"/>
+      <w:r>
+        <w:rPr>
+          <w:lang w:val="fr-FR"/>
+        </w:rPr>
+        <w:t xml:space="preserve"> Power BI.</w:t>
       </w:r>
     </w:p>
     <w:p>
       <w:pPr>
-        <w:pStyle w:val="ListBullet"/>
-        <w:rPr>
-          <w:lang w:val="fr-FR"/>
-        </w:rPr>
-      </w:pPr>
-      <w:r>
-        <w:rPr>
-          <w:b/>
-          <w:lang w:val="fr-FR"/>
-        </w:rPr>
-        <w:t xml:space="preserve">Chargement (Loading) : </w:t>
-      </w:r>
-      <w:r>
-        <w:rPr>
-          <w:lang w:val="fr-FR"/>
-        </w:rPr>
-        <w:t>Export des données propres en CSV/Parquet pour alimentation du modèle ML et du dashboard Power BI.</w:t>
-      </w:r>
+        <w:rPr>
+          <w:lang w:val="fr-FR"/>
+        </w:rPr>
+      </w:pPr>
     </w:p>
     <w:p>
       <w:pPr>
-        <w:rPr>
-          <w:lang w:val="fr-FR"/>
-        </w:rPr>
-      </w:pPr>
+        <w:pStyle w:val="Heading2"/>
+        <w:rPr>
+          <w:lang w:val="fr-FR"/>
+        </w:rPr>
+      </w:pPr>
+      <w:r>
+        <w:rPr>
+          <w:lang w:val="fr-FR"/>
+        </w:rPr>
+        <w:t>3.2 Modélisation Machine Learning</w:t>
+      </w:r>
     </w:p>
     <w:p>
       <w:pPr>
-        <w:pStyle w:val="Heading2"/>
-        <w:rPr>
-          <w:lang w:val="fr-FR"/>
-        </w:rPr>
-      </w:pPr>
-      <w:r>
-        <w:rPr>
-          <w:lang w:val="fr-FR"/>
-        </w:rPr>
-        <w:t>3.2 Modélisation Machine Learning</w:t>
+        <w:spacing w:after="120"/>
+        <w:rPr>
+          <w:lang w:val="fr-FR"/>
+        </w:rPr>
+      </w:pPr>
+      <w:r>
+        <w:rPr>
+          <w:lang w:val="fr-FR"/>
+        </w:rPr>
+        <w:t xml:space="preserve">Algorithme utilisé : Random Forest </w:t>
+      </w:r>
+      <w:proofErr w:type="spellStart"/>
+      <w:r>
+        <w:rPr>
+          <w:lang w:val="fr-FR"/>
+        </w:rPr>
+        <w:t>Regressor</w:t>
+      </w:r>
+      <w:proofErr w:type="spellEnd"/>
+      <w:r>
+        <w:rPr>
+          <w:lang w:val="fr-FR"/>
+        </w:rPr>
+        <w:t>, choisi pour sa robustesse aux valeurs aberrantes et son interprétabilité métier. Un modèle distinct a été entraîné pour chaque catégorie de produit.</w:t>
       </w:r>
     </w:p>
     <w:p>
       <w:pPr>
         <w:spacing w:after="120"/>
-        <w:rPr>
-          <w:lang w:val="fr-FR"/>
-        </w:rPr>
-      </w:pPr>
-      <w:r>
-        <w:rPr>
-          <w:lang w:val="fr-FR"/>
-        </w:rPr>
-        <w:t>Algorithme utilisé : Random Forest Regressor, choisi pour sa robustesse aux valeurs aberrantes et son interprétabilité métier. Un modèle distinct a été entraîné pour chaque catégorie de produit.</w:t>
+      </w:pPr>
+      <w:proofErr w:type="spellStart"/>
+      <w:r>
+        <w:t>Métriques</w:t>
+      </w:r>
+      <w:proofErr w:type="spellEnd"/>
+      <w:r>
+        <w:t xml:space="preserve"> </w:t>
+      </w:r>
+      <w:proofErr w:type="spellStart"/>
+      <w:r>
+        <w:t>d'évaluation</w:t>
+      </w:r>
+      <w:proofErr w:type="spellEnd"/>
+      <w:r>
+        <w:t xml:space="preserve"> (validation </w:t>
+      </w:r>
+      <w:proofErr w:type="spellStart"/>
+      <w:r>
+        <w:t>croisée</w:t>
+      </w:r>
+      <w:proofErr w:type="spellEnd"/>
+      <w:r>
+        <w:t xml:space="preserve"> 80/20) :</w:t>
       </w:r>
     </w:p>
     <w:p>
       <w:pPr>
-        <w:spacing w:after="120"/>
-      </w:pPr>
-      <w:r>
-        <w:t>Métriques d'évaluation (validation croisée 80/20) :</w:t>
+        <w:pStyle w:val="ListBullet"/>
+        <w:rPr>
+          <w:lang w:val="fr-FR"/>
+        </w:rPr>
+      </w:pPr>
+      <w:r>
+        <w:rPr>
+          <w:lang w:val="fr-FR"/>
+        </w:rPr>
+        <w:t xml:space="preserve">MAE (Mean </w:t>
+      </w:r>
+      <w:proofErr w:type="spellStart"/>
+      <w:r>
+        <w:rPr>
+          <w:lang w:val="fr-FR"/>
+        </w:rPr>
+        <w:t>Absolute</w:t>
+      </w:r>
+      <w:proofErr w:type="spellEnd"/>
+      <w:r>
+        <w:rPr>
+          <w:lang w:val="fr-FR"/>
+        </w:rPr>
+        <w:t xml:space="preserve"> Error) : erreur moyenne en Dirhams — interprétabilité business directe</w:t>
       </w:r>
     </w:p>
     <w:p>
@@ -634,7 +920,7 @@
         <w:rPr>
           <w:lang w:val="fr-FR"/>
         </w:rPr>
-        <w:t>MAE (Mean Absolute Error) : erreur moyenne en Dirhams — interprétabilité business directe</w:t>
+        <w:t>RMSE (Root Mean Squared Error) : pénalise fortement les grandes erreurs de prédiction</w:t>
       </w:r>
     </w:p>
     <w:p>
@@ -648,46 +934,46 @@
         <w:rPr>
           <w:lang w:val="fr-FR"/>
         </w:rPr>
-        <w:t>RMSE (Root Mean Squared Error) : pénalise fortement les grandes erreurs de prédiction</w:t>
+        <w:t>R² (Score de Détermination) : pourcentage de variance expliquée par le modèle</w:t>
       </w:r>
     </w:p>
     <w:p>
       <w:pPr>
-        <w:pStyle w:val="ListBullet"/>
-        <w:rPr>
-          <w:lang w:val="fr-FR"/>
-        </w:rPr>
-      </w:pPr>
-      <w:r>
-        <w:rPr>
-          <w:lang w:val="fr-FR"/>
-        </w:rPr>
-        <w:t>R² (Score de Détermination) : pourcentage de variance expliquée par le modèle</w:t>
-      </w:r>
+        <w:rPr>
+          <w:lang w:val="fr-FR"/>
+        </w:rPr>
+      </w:pPr>
     </w:p>
     <w:p>
       <w:pPr>
-        <w:rPr>
-          <w:lang w:val="fr-FR"/>
-        </w:rPr>
-      </w:pPr>
+        <w:pStyle w:val="Heading2"/>
+        <w:rPr>
+          <w:lang w:val="fr-FR"/>
+        </w:rPr>
+      </w:pPr>
+      <w:r>
+        <w:rPr>
+          <w:lang w:val="fr-FR"/>
+        </w:rPr>
+        <w:t xml:space="preserve">3.3 Système de </w:t>
+      </w:r>
+      <w:proofErr w:type="spellStart"/>
+      <w:r>
+        <w:rPr>
+          <w:lang w:val="fr-FR"/>
+        </w:rPr>
+        <w:t>Scoring</w:t>
+      </w:r>
+      <w:proofErr w:type="spellEnd"/>
+      <w:r>
+        <w:rPr>
+          <w:lang w:val="fr-FR"/>
+        </w:rPr>
+        <w:t xml:space="preserve"> et Niveaux de Risque</w:t>
+      </w:r>
     </w:p>
     <w:p>
       <w:pPr>
-        <w:pStyle w:val="Heading2"/>
-        <w:rPr>
-          <w:lang w:val="fr-FR"/>
-        </w:rPr>
-      </w:pPr>
-      <w:r>
-        <w:rPr>
-          <w:lang w:val="fr-FR"/>
-        </w:rPr>
-        <w:t>3.3 Système de Scoring et Niveaux de Risque</w:t>
-      </w:r>
-    </w:p>
-    <w:p>
-      <w:pPr>
         <w:spacing w:after="120"/>
       </w:pPr>
       <w:r>
@@ -697,7 +983,39 @@
         <w:t xml:space="preserve">Chaque déclaration reçoit un score de risque basé sur l'écart entre le prix déclaré et le prix estimé par le modèle. </w:t>
       </w:r>
       <w:r>
-        <w:t>Quatre niveaux d'alerte sont définis :</w:t>
+        <w:t xml:space="preserve">Quatre </w:t>
+      </w:r>
+      <w:proofErr w:type="spellStart"/>
+      <w:r>
+        <w:t>niveaux</w:t>
+      </w:r>
+      <w:proofErr w:type="spellEnd"/>
+      <w:r>
+        <w:t xml:space="preserve"> </w:t>
+      </w:r>
+      <w:proofErr w:type="spellStart"/>
+      <w:r>
+        <w:t>d'alerte</w:t>
+      </w:r>
+      <w:proofErr w:type="spellEnd"/>
+      <w:r>
+        <w:t xml:space="preserve"> </w:t>
+      </w:r>
+      <w:proofErr w:type="spellStart"/>
+      <w:r>
+        <w:t>sont</w:t>
+      </w:r>
+      <w:proofErr w:type="spellEnd"/>
+      <w:r>
+        <w:t xml:space="preserve"> </w:t>
+      </w:r>
+      <w:proofErr w:type="spellStart"/>
+      <w:r>
+        <w:t>définis</w:t>
+      </w:r>
+      <w:proofErr w:type="spellEnd"/>
+      <w:r>
+        <w:t xml:space="preserve"> :</w:t>
       </w:r>
     </w:p>
     <w:p>
@@ -732,6 +1050,7 @@
                 <w:szCs w:val="32"/>
               </w:rPr>
             </w:pPr>
+            <w:proofErr w:type="spellStart"/>
             <w:r>
               <w:rPr>
                 <w:b/>
@@ -739,7 +1058,17 @@
                 <w:sz w:val="32"/>
                 <w:szCs w:val="32"/>
               </w:rPr>
-              <w:t>Niveau de Risque</w:t>
+              <w:t>Niveau</w:t>
+            </w:r>
+            <w:proofErr w:type="spellEnd"/>
+            <w:r>
+              <w:rPr>
+                <w:b/>
+                <w:color w:val="C00000"/>
+                <w:sz w:val="32"/>
+                <w:szCs w:val="32"/>
+              </w:rPr>
+              <w:t xml:space="preserve"> de Risque</w:t>
             </w:r>
           </w:p>
         </w:tc>
@@ -756,6 +1085,7 @@
                 <w:szCs w:val="32"/>
               </w:rPr>
             </w:pPr>
+            <w:proofErr w:type="spellStart"/>
             <w:r>
               <w:rPr>
                 <w:b/>
@@ -765,6 +1095,7 @@
               </w:rPr>
               <w:t>Critère</w:t>
             </w:r>
+            <w:proofErr w:type="spellEnd"/>
           </w:p>
         </w:tc>
       </w:tr>
@@ -813,13 +1144,47 @@
                 <w:szCs w:val="32"/>
               </w:rPr>
             </w:pPr>
+            <w:proofErr w:type="spellStart"/>
             <w:r>
               <w:rPr>
                 <w:sz w:val="32"/>
                 <w:szCs w:val="32"/>
               </w:rPr>
-              <w:t>Écart &lt; 20% — Déclaration conforme</w:t>
+              <w:t>Écart</w:t>
             </w:r>
+            <w:proofErr w:type="spellEnd"/>
+            <w:r>
+              <w:rPr>
+                <w:sz w:val="32"/>
+                <w:szCs w:val="32"/>
+              </w:rPr>
+              <w:t xml:space="preserve"> &lt; 20% — </w:t>
+            </w:r>
+            <w:proofErr w:type="spellStart"/>
+            <w:r>
+              <w:rPr>
+                <w:sz w:val="32"/>
+                <w:szCs w:val="32"/>
+              </w:rPr>
+              <w:t>Déclaration</w:t>
+            </w:r>
+            <w:proofErr w:type="spellEnd"/>
+            <w:r>
+              <w:rPr>
+                <w:sz w:val="32"/>
+                <w:szCs w:val="32"/>
+              </w:rPr>
+              <w:t xml:space="preserve"> </w:t>
+            </w:r>
+            <w:proofErr w:type="spellStart"/>
+            <w:r>
+              <w:rPr>
+                <w:sz w:val="32"/>
+                <w:szCs w:val="32"/>
+              </w:rPr>
+              <w:t>conforme</w:t>
+            </w:r>
+            <w:proofErr w:type="spellEnd"/>
           </w:p>
         </w:tc>
       </w:tr>
@@ -909,8 +1274,18 @@
                 <w:sz w:val="32"/>
                 <w:szCs w:val="32"/>
               </w:rPr>
-              <w:t>Risque Élevé</w:t>
+              <w:t xml:space="preserve">Risque </w:t>
             </w:r>
+            <w:proofErr w:type="spellStart"/>
+            <w:r>
+              <w:rPr>
+                <w:color w:val="E36C0A" w:themeColor="accent6" w:themeShade="BF"/>
+                <w:sz w:val="32"/>
+                <w:szCs w:val="32"/>
+              </w:rPr>
+              <w:t>Élevé</w:t>
+            </w:r>
+            <w:proofErr w:type="spellEnd"/>
           </w:p>
         </w:tc>
         <w:tc>
@@ -960,13 +1335,23 @@
               </w:rPr>
               <w:t xml:space="preserve">🚩 </w:t>
             </w:r>
+            <w:proofErr w:type="spellStart"/>
             <w:r>
               <w:rPr>
                 <w:color w:val="EE0000"/>
                 <w:sz w:val="32"/>
                 <w:szCs w:val="32"/>
               </w:rPr>
-              <w:t>Fraude Probable</w:t>
+              <w:t>Fraude</w:t>
+            </w:r>
+            <w:proofErr w:type="spellEnd"/>
+            <w:r>
+              <w:rPr>
+                <w:color w:val="EE0000"/>
+                <w:sz w:val="32"/>
+                <w:szCs w:val="32"/>
+              </w:rPr>
+              <w:t xml:space="preserve"> Probable</w:t>
             </w:r>
           </w:p>
         </w:tc>
@@ -982,13 +1367,47 @@
                 <w:szCs w:val="32"/>
               </w:rPr>
             </w:pPr>
+            <w:proofErr w:type="spellStart"/>
             <w:r>
               <w:rPr>
                 <w:sz w:val="32"/>
                 <w:szCs w:val="32"/>
               </w:rPr>
-              <w:t>Écart &gt; 55% — Alerte fraude immédiate</w:t>
+              <w:t>Écart</w:t>
             </w:r>
+            <w:proofErr w:type="spellEnd"/>
+            <w:r>
+              <w:rPr>
+                <w:sz w:val="32"/>
+                <w:szCs w:val="32"/>
+              </w:rPr>
+              <w:t xml:space="preserve"> &gt; 55% — Alerte </w:t>
+            </w:r>
+            <w:proofErr w:type="spellStart"/>
+            <w:r>
+              <w:rPr>
+                <w:sz w:val="32"/>
+                <w:szCs w:val="32"/>
+              </w:rPr>
+              <w:t>fraude</w:t>
+            </w:r>
+            <w:proofErr w:type="spellEnd"/>
+            <w:r>
+              <w:rPr>
+                <w:sz w:val="32"/>
+                <w:szCs w:val="32"/>
+              </w:rPr>
+              <w:t xml:space="preserve"> </w:t>
+            </w:r>
+            <w:proofErr w:type="spellStart"/>
+            <w:r>
+              <w:rPr>
+                <w:sz w:val="32"/>
+                <w:szCs w:val="32"/>
+              </w:rPr>
+              <w:t>immédiate</w:t>
+            </w:r>
+            <w:proofErr w:type="spellEnd"/>
           </w:p>
         </w:tc>
       </w:tr>
@@ -1079,7 +1498,7 @@
                           <pic:cNvPicPr/>
                         </pic:nvPicPr>
                         <pic:blipFill>
-                          <a:blip r:embed="rId6"/>
+                          <a:blip r:embed="rId7"/>
                           <a:stretch>
                             <a:fillRect/>
                           </a:stretch>
@@ -1160,7 +1579,21 @@
         <w:rPr>
           <w:lang w:val="fr-FR"/>
         </w:rPr>
-        <w:t>Le dashboard téléphones analyse 300 déclarations simulées. Les indicateurs clés révèlent un taux de fraude de 39.33%, soit 118 dossiers suspects sur 300 déclarations totales. L'écart moyen entre prix déclaré et prix estimé est de 31.65%, indiquant une tendance significative à la sous-facturation dans ce segment.</w:t>
+        <w:t xml:space="preserve">Le </w:t>
+      </w:r>
+      <w:proofErr w:type="spellStart"/>
+      <w:r>
+        <w:rPr>
+          <w:lang w:val="fr-FR"/>
+        </w:rPr>
+        <w:t>dashboard</w:t>
+      </w:r>
+      <w:proofErr w:type="spellEnd"/>
+      <w:r>
+        <w:rPr>
+          <w:lang w:val="fr-FR"/>
+        </w:rPr>
+        <w:t xml:space="preserve"> téléphones analyse 300 déclarations simulées. Les indicateurs clés révèlent un taux de fraude de 39.33%, soit 118 dossiers suspects sur 300 déclarations totales. L'écart moyen entre prix déclaré et prix estimé est de 31.65%, indiquant une tendance significative à la sous-facturation dans ce segment.</w:t>
       </w:r>
     </w:p>
     <w:p>
@@ -1168,7 +1601,15 @@
         <w:spacing w:after="120"/>
       </w:pPr>
       <w:r>
-        <w:t>Observations principales :</w:t>
+        <w:t xml:space="preserve">Observations </w:t>
+      </w:r>
+      <w:proofErr w:type="spellStart"/>
+      <w:r>
+        <w:t>principales</w:t>
+      </w:r>
+      <w:proofErr w:type="spellEnd"/>
+      <w:r>
+        <w:t xml:space="preserve"> :</w:t>
       </w:r>
     </w:p>
     <w:p>
@@ -1196,8 +1637,30 @@
         <w:rPr>
           <w:lang w:val="fr-FR"/>
         </w:rPr>
-        <w:t>Le type de fraude le plus fréquent est sous_facture, suivi de sur_facture</w:t>
-      </w:r>
+        <w:t xml:space="preserve">Le type de fraude le plus fréquent est </w:t>
+      </w:r>
+      <w:proofErr w:type="spellStart"/>
+      <w:r>
+        <w:rPr>
+          <w:lang w:val="fr-FR"/>
+        </w:rPr>
+        <w:t>sous_facture</w:t>
+      </w:r>
+      <w:proofErr w:type="spellEnd"/>
+      <w:r>
+        <w:rPr>
+          <w:lang w:val="fr-FR"/>
+        </w:rPr>
+        <w:t xml:space="preserve">, suivi de </w:t>
+      </w:r>
+      <w:proofErr w:type="spellStart"/>
+      <w:r>
+        <w:rPr>
+          <w:lang w:val="fr-FR"/>
+        </w:rPr>
+        <w:t>sur_facture</w:t>
+      </w:r>
+      <w:proofErr w:type="spellEnd"/>
     </w:p>
     <w:p>
       <w:pPr>
@@ -1224,7 +1687,21 @@
         <w:rPr>
           <w:lang w:val="fr-FR"/>
         </w:rPr>
-        <w:t>Le scoring douanier en temps réel permet d'identifier instantanément chaque cas suspect</w:t>
+        <w:t xml:space="preserve">Le </w:t>
+      </w:r>
+      <w:proofErr w:type="spellStart"/>
+      <w:r>
+        <w:rPr>
+          <w:lang w:val="fr-FR"/>
+        </w:rPr>
+        <w:t>scoring</w:t>
+      </w:r>
+      <w:proofErr w:type="spellEnd"/>
+      <w:r>
+        <w:rPr>
+          <w:lang w:val="fr-FR"/>
+        </w:rPr>
+        <w:t xml:space="preserve"> douanier en temps réel permet d'identifier instantanément chaque cas suspect</w:t>
       </w:r>
     </w:p>
     <w:p>
@@ -1365,7 +1842,7 @@
                           <pic:cNvPicPr/>
                         </pic:nvPicPr>
                         <pic:blipFill>
-                          <a:blip r:embed="rId7"/>
+                          <a:blip r:embed="rId8"/>
                           <a:stretch>
                             <a:fillRect/>
                           </a:stretch>
@@ -1436,7 +1913,15 @@
         <w:spacing w:after="120"/>
       </w:pPr>
       <w:r>
-        <w:t>Observations principales :</w:t>
+        <w:t xml:space="preserve">Observations </w:t>
+      </w:r>
+      <w:proofErr w:type="spellStart"/>
+      <w:r>
+        <w:t>principales</w:t>
+      </w:r>
+      <w:proofErr w:type="spellEnd"/>
+      <w:r>
+        <w:t xml:space="preserve"> :</w:t>
       </w:r>
     </w:p>
     <w:p>
@@ -1450,7 +1935,21 @@
         <w:rPr>
           <w:lang w:val="fr-FR"/>
         </w:rPr>
-        <w:t>La variable tax_gap_mad est l'indicateur douanier clé : elle quantifie la perte fiscale directe en MAD</w:t>
+        <w:t xml:space="preserve">La variable </w:t>
+      </w:r>
+      <w:proofErr w:type="spellStart"/>
+      <w:r>
+        <w:rPr>
+          <w:lang w:val="fr-FR"/>
+        </w:rPr>
+        <w:t>tax_gap_mad</w:t>
+      </w:r>
+      <w:proofErr w:type="spellEnd"/>
+      <w:r>
+        <w:rPr>
+          <w:lang w:val="fr-FR"/>
+        </w:rPr>
+        <w:t xml:space="preserve"> est l'indicateur douanier clé : elle quantifie la perte fiscale directe en MAD</w:t>
       </w:r>
     </w:p>
     <w:p>
@@ -1492,7 +1991,21 @@
         <w:rPr>
           <w:lang w:val="fr-FR"/>
         </w:rPr>
-        <w:t>Le scoring intègre : kilométrage, puissance fiscale, condition, âge et première main</w:t>
+        <w:t xml:space="preserve">Le </w:t>
+      </w:r>
+      <w:proofErr w:type="spellStart"/>
+      <w:r>
+        <w:rPr>
+          <w:lang w:val="fr-FR"/>
+        </w:rPr>
+        <w:t>scoring</w:t>
+      </w:r>
+      <w:proofErr w:type="spellEnd"/>
+      <w:r>
+        <w:rPr>
+          <w:lang w:val="fr-FR"/>
+        </w:rPr>
+        <w:t xml:space="preserve"> intègre : kilométrage, puissance fiscale, condition, âge et première main</w:t>
       </w:r>
     </w:p>
     <w:p>
@@ -1581,7 +2094,7 @@
                           <pic:cNvPicPr/>
                         </pic:nvPicPr>
                         <pic:blipFill>
-                          <a:blip r:embed="rId8"/>
+                          <a:blip r:embed="rId9"/>
                           <a:stretch>
                             <a:fillRect/>
                           </a:stretch>
@@ -1671,7 +2184,15 @@
         <w:spacing w:after="120"/>
       </w:pPr>
       <w:r>
-        <w:t>Observations principales :</w:t>
+        <w:t xml:space="preserve">Observations </w:t>
+      </w:r>
+      <w:proofErr w:type="spellStart"/>
+      <w:r>
+        <w:t>principales</w:t>
+      </w:r>
+      <w:proofErr w:type="spellEnd"/>
+      <w:r>
+        <w:t xml:space="preserve"> :</w:t>
       </w:r>
     </w:p>
     <w:p>
@@ -1685,7 +2206,21 @@
         <w:rPr>
           <w:lang w:val="fr-FR"/>
         </w:rPr>
-        <w:t>Les laptops Apple et Dell concentrent les écarts les plus importants (abs_gap_pct &gt; 50%)</w:t>
+        <w:t>Les laptops Apple et Dell concentrent les écarts les plus importants (</w:t>
+      </w:r>
+      <w:proofErr w:type="spellStart"/>
+      <w:r>
+        <w:rPr>
+          <w:lang w:val="fr-FR"/>
+        </w:rPr>
+        <w:t>abs_gap_pct</w:t>
+      </w:r>
+      <w:proofErr w:type="spellEnd"/>
+      <w:r>
+        <w:rPr>
+          <w:lang w:val="fr-FR"/>
+        </w:rPr>
+        <w:t xml:space="preserve"> &gt; 50%)</w:t>
       </w:r>
     </w:p>
     <w:p>
@@ -1699,8 +2234,30 @@
         <w:rPr>
           <w:lang w:val="fr-FR"/>
         </w:rPr>
-        <w:t>La sous-facturation (sous_facture) est le type de fraude dominant, devant sur_facture</w:t>
-      </w:r>
+        <w:t>La sous-facturation (</w:t>
+      </w:r>
+      <w:proofErr w:type="spellStart"/>
+      <w:r>
+        <w:rPr>
+          <w:lang w:val="fr-FR"/>
+        </w:rPr>
+        <w:t>sous_facture</w:t>
+      </w:r>
+      <w:proofErr w:type="spellEnd"/>
+      <w:r>
+        <w:rPr>
+          <w:lang w:val="fr-FR"/>
+        </w:rPr>
+        <w:t xml:space="preserve">) est le type de fraude dominant, devant </w:t>
+      </w:r>
+      <w:proofErr w:type="spellStart"/>
+      <w:r>
+        <w:rPr>
+          <w:lang w:val="fr-FR"/>
+        </w:rPr>
+        <w:t>sur_facture</w:t>
+      </w:r>
+      <w:proofErr w:type="spellEnd"/>
     </w:p>
     <w:p>
       <w:pPr>
@@ -1713,7 +2270,21 @@
         <w:rPr>
           <w:lang w:val="fr-FR"/>
         </w:rPr>
-        <w:t>Le modèle ML intègre les specs CPU/GPU pour une estimation précise de la valeur marchande</w:t>
+        <w:t xml:space="preserve">Le modèle ML intègre les </w:t>
+      </w:r>
+      <w:proofErr w:type="spellStart"/>
+      <w:r>
+        <w:rPr>
+          <w:lang w:val="fr-FR"/>
+        </w:rPr>
+        <w:t>specs</w:t>
+      </w:r>
+      <w:proofErr w:type="spellEnd"/>
+      <w:r>
+        <w:rPr>
+          <w:lang w:val="fr-FR"/>
+        </w:rPr>
+        <w:t xml:space="preserve"> CPU/GPU pour une estimation précise de la valeur marchande</w:t>
       </w:r>
     </w:p>
     <w:p>
@@ -1756,8 +2327,13 @@
       </w:pPr>
       <w:r>
         <w:lastRenderedPageBreak/>
-        <w:t>7. Stack Technologique</w:t>
-      </w:r>
+        <w:t xml:space="preserve">7. Stack </w:t>
+      </w:r>
+      <w:proofErr w:type="spellStart"/>
+      <w:r>
+        <w:t>Technologique</w:t>
+      </w:r>
+      <w:proofErr w:type="spellEnd"/>
     </w:p>
     <w:tbl>
       <w:tblPr>
@@ -1785,6 +2361,7 @@
                 <w:szCs w:val="28"/>
               </w:rPr>
             </w:pPr>
+            <w:proofErr w:type="spellStart"/>
             <w:r>
               <w:rPr>
                 <w:b/>
@@ -1794,6 +2371,7 @@
               </w:rPr>
               <w:t>Composant</w:t>
             </w:r>
+            <w:proofErr w:type="spellEnd"/>
           </w:p>
         </w:tc>
         <w:tc>
@@ -1835,6 +2413,7 @@
                 <w:szCs w:val="28"/>
               </w:rPr>
             </w:pPr>
+            <w:proofErr w:type="spellStart"/>
             <w:r>
               <w:rPr>
                 <w:sz w:val="28"/>
@@ -1842,6 +2421,7 @@
               </w:rPr>
               <w:t>Langage</w:t>
             </w:r>
+            <w:proofErr w:type="spellEnd"/>
           </w:p>
         </w:tc>
         <w:tc>
@@ -1957,7 +2537,55 @@
                 <w:sz w:val="28"/>
                 <w:szCs w:val="28"/>
               </w:rPr>
-              <w:t>Requests, BeautifulSoup (Avito.ma, Kimovil, GSMArena)</w:t>
+              <w:t xml:space="preserve">Requests, </w:t>
+            </w:r>
+            <w:proofErr w:type="spellStart"/>
+            <w:r>
+              <w:rPr>
+                <w:sz w:val="28"/>
+                <w:szCs w:val="28"/>
+              </w:rPr>
+              <w:t>BeautifulSoup</w:t>
+            </w:r>
+            <w:proofErr w:type="spellEnd"/>
+            <w:r>
+              <w:rPr>
+                <w:sz w:val="28"/>
+                <w:szCs w:val="28"/>
+              </w:rPr>
+              <w:t xml:space="preserve"> (Avito.ma, </w:t>
+            </w:r>
+            <w:proofErr w:type="spellStart"/>
+            <w:r>
+              <w:rPr>
+                <w:sz w:val="28"/>
+                <w:szCs w:val="28"/>
+              </w:rPr>
+              <w:t>Kimovil</w:t>
+            </w:r>
+            <w:proofErr w:type="spellEnd"/>
+            <w:r>
+              <w:rPr>
+                <w:sz w:val="28"/>
+                <w:szCs w:val="28"/>
+              </w:rPr>
+              <w:t xml:space="preserve">, </w:t>
+            </w:r>
+            <w:proofErr w:type="spellStart"/>
+            <w:r>
+              <w:rPr>
+                <w:sz w:val="28"/>
+                <w:szCs w:val="28"/>
+              </w:rPr>
+              <w:t>GSMArena</w:t>
+            </w:r>
+            <w:proofErr w:type="spellEnd"/>
+            <w:r>
+              <w:rPr>
+                <w:sz w:val="28"/>
+                <w:szCs w:val="28"/>
+              </w:rPr>
+              <w:t>)</w:t>
             </w:r>
           </w:p>
         </w:tc>
@@ -2002,8 +2630,17 @@
                 <w:sz w:val="28"/>
                 <w:szCs w:val="28"/>
               </w:rPr>
-              <w:t>Scikit-learn (Random Forest), Joblib</w:t>
+              <w:t xml:space="preserve">Scikit-learn (Random Forest), </w:t>
             </w:r>
+            <w:proofErr w:type="spellStart"/>
+            <w:r>
+              <w:rPr>
+                <w:sz w:val="28"/>
+                <w:szCs w:val="28"/>
+              </w:rPr>
+              <w:t>Joblib</w:t>
+            </w:r>
+            <w:proofErr w:type="spellEnd"/>
           </w:p>
         </w:tc>
       </w:tr>
@@ -2022,6 +2659,7 @@
                 <w:szCs w:val="28"/>
               </w:rPr>
             </w:pPr>
+            <w:proofErr w:type="spellStart"/>
             <w:r>
               <w:rPr>
                 <w:sz w:val="28"/>
@@ -2029,6 +2667,7 @@
               </w:rPr>
               <w:t>Visualisation</w:t>
             </w:r>
+            <w:proofErr w:type="spellEnd"/>
           </w:p>
         </w:tc>
         <w:tc>
@@ -2047,7 +2686,23 @@
                 <w:sz w:val="28"/>
                 <w:szCs w:val="28"/>
               </w:rPr>
-              <w:t>Microsoft Power BI (Python visual intégré)</w:t>
+              <w:t xml:space="preserve">Microsoft Power BI (Python visual </w:t>
+            </w:r>
+            <w:proofErr w:type="spellStart"/>
+            <w:r>
+              <w:rPr>
+                <w:sz w:val="28"/>
+                <w:szCs w:val="28"/>
+              </w:rPr>
+              <w:t>intégré</w:t>
+            </w:r>
+            <w:proofErr w:type="spellEnd"/>
+            <w:r>
+              <w:rPr>
+                <w:sz w:val="28"/>
+                <w:szCs w:val="28"/>
+              </w:rPr>
+              <w:t>)</w:t>
             </w:r>
           </w:p>
         </w:tc>
@@ -2170,15 +2825,48 @@
         <w:rPr>
           <w:lang w:val="fr-FR"/>
         </w:rPr>
-        <w:t>Le Système Diouan-Tech démontre la viabilité d'une approche basée sur le Machine Learning pour automatiser la détection de fraude douanière au Maroc. Les trois modules (Véhicules, Smartphones, Laptops) couvrent les catégories à plus fort risque fiscal, avec des taux de détection cohérents et un dashboard Power BI opérationnel.</w:t>
+        <w:t xml:space="preserve">Le Système </w:t>
+      </w:r>
+      <w:proofErr w:type="spellStart"/>
+      <w:r>
+        <w:rPr>
+          <w:lang w:val="fr-FR"/>
+        </w:rPr>
+        <w:t>Diouan</w:t>
+      </w:r>
+      <w:proofErr w:type="spellEnd"/>
+      <w:r>
+        <w:rPr>
+          <w:lang w:val="fr-FR"/>
+        </w:rPr>
+        <w:t xml:space="preserve">-Tech démontre la viabilité d'une approche basée sur le Machine Learning pour automatiser la détection de fraude douanière au Maroc. Les trois modules (Véhicules, Smartphones, Laptops) couvrent les catégories à plus fort risque fiscal, avec des taux de détection cohérents et un </w:t>
+      </w:r>
+      <w:proofErr w:type="spellStart"/>
+      <w:r>
+        <w:rPr>
+          <w:lang w:val="fr-FR"/>
+        </w:rPr>
+        <w:t>dashboard</w:t>
+      </w:r>
+      <w:proofErr w:type="spellEnd"/>
+      <w:r>
+        <w:rPr>
+          <w:lang w:val="fr-FR"/>
+        </w:rPr>
+        <w:t xml:space="preserve"> Power BI opérationnel.</w:t>
       </w:r>
     </w:p>
     <w:p>
       <w:pPr>
         <w:pStyle w:val="Heading2"/>
       </w:pPr>
-      <w:r>
-        <w:t>Limites du Système</w:t>
+      <w:proofErr w:type="spellStart"/>
+      <w:r>
+        <w:t>Limites</w:t>
+      </w:r>
+      <w:proofErr w:type="spellEnd"/>
+      <w:r>
+        <w:t xml:space="preserve"> du Système</w:t>
       </w:r>
     </w:p>
     <w:p>
@@ -2228,8 +2916,13 @@
         <w:pStyle w:val="Heading2"/>
       </w:pPr>
       <w:r>
-        <w:t>Perspectives d'Évolution</w:t>
-      </w:r>
+        <w:t xml:space="preserve">Perspectives </w:t>
+      </w:r>
+      <w:proofErr w:type="spellStart"/>
+      <w:r>
+        <w:t>d'Évolution</w:t>
+      </w:r>
+      <w:proofErr w:type="spellEnd"/>
     </w:p>
     <w:p>
       <w:pPr>
@@ -13880,6 +14573,29 @@
       </w:tcPr>
     </w:tblStylePr>
   </w:style>
+  <w:style w:type="character" w:styleId="Hyperlink">
+    <w:name w:val="Hyperlink"/>
+    <w:basedOn w:val="DefaultParagraphFont"/>
+    <w:uiPriority w:val="99"/>
+    <w:unhideWhenUsed/>
+    <w:rsid w:val="00840BC1"/>
+    <w:rPr>
+      <w:color w:val="0000FF" w:themeColor="hyperlink"/>
+      <w:u w:val="single"/>
+    </w:rPr>
+  </w:style>
+  <w:style w:type="character" w:styleId="UnresolvedMention">
+    <w:name w:val="Unresolved Mention"/>
+    <w:basedOn w:val="DefaultParagraphFont"/>
+    <w:uiPriority w:val="99"/>
+    <w:semiHidden/>
+    <w:unhideWhenUsed/>
+    <w:rsid w:val="00840BC1"/>
+    <w:rPr>
+      <w:color w:val="605E5C"/>
+      <w:shd w:val="clear" w:color="auto" w:fill="E1DFDD"/>
+    </w:rPr>
+  </w:style>
 </w:styles>
 </file>
 
